--- a/중국어_대화문/9부_docx/9부_01화_두_번째_임기.docx
+++ b/중국어_대화문/9부_docx/9부_01화_두_번째_임기.docx
@@ -29,7 +29,7 @@
         <w:t>배경:</w:t>
       </w:r>
       <w:r>
-        <w:t xml:space="preserve"> [선즈위안·청시 쪽 시점] 2037년 11월 24일(화)부터 11월 26일(목) 밤까지. 8부 12화(2034년 12월 14일 대질의 밤)로부터 약 3년이 흘렀다. 그사이의 큰 줄기는 이 화에서 회상과 숫자로만 처리한다. 『권력의 경계』 네 항은 8부 10화의 결의대로 시행 중이고, 공개 대장 '联名栏'은 개설일(2034년 10월 27일)부터 1,126일째인 11월 25일까지 한 번도 채워지지 않았다. 사오톄쥔이 맡긴 의향함 6통은 량페이전의 봉인 그대로다(六封存，二未知). 『涉境外势力认定条例』 폐지안은 草案栏 의견 처리 뒤 상무위원회 첫 읽기를 마쳤지만 '이미 인정된 사람들'의 명단 정리 때문에 둘째 읽기가 길어져 아직 공포되지 않았다. 『总书记选举办法』(6부 12화)에 따라 2037년 11월 24일(화) 중앙위원회 전체회의에서 단독 후보 연임 표결이 열린다. 웨이창펑은 10월 12일 '不参选声明' 네 줄을 올려 출마하지 않았고, 선즈위안은 실도 203명 가운데 찬성 131·반대 51·기권 21(과반 102표)로 재선된다. 1기는 2032년 11월 26일에 시작해 웨이창펑의 날짜 쪽지로 11월 26일이 1,826일째이고, 2기는 그날부터 5년, 2042년 11월 25일(화)에 만료된다. 이 화의 새 설정은 다음과 같다. 선즈위안이 정치국 첫 회의 의사일정에 '总书记个人陈述, 一分钟'을 넣어 공개 대장 '个人陈述栏'에 올린 한 줄 — "本届任期于二〇四二年十一月二十五日届满。届满即离任。不请求延长，也不接受延长。" 량페이전의 규정은 이 진술이 결의·선서·조문이 아니라 본인 서명과 전문 인용만 요구하는 진술이고, 해임 사유 5종에 '失信'이 없어 어겨도 처벌 근거가 없다는 것이다. 그가 직접 단 '起草人利益声明'은 "陈述人从中得到的好处，是被人多信一点"이다. 정치국의 박수는 9번, 끊기고 시작점이 없다. 서랍 속 편지는 서른여덟 통이다. 쑤민은 나오지 않고 메이뤄란이 옮긴 한 줄로만 스친다. 이 화의 기관·문서·수치·인물은 모두 가상이다.</w:t>
+        <w:t xml:space="preserve"> [선즈위안·청시 쪽 시점] 2037년 11월 24일(화)부터 11월 26일(목) 밤까지. 8부 12화(2034년 12월 14일 대질의 밤)로부터 약 3년이 흘렀다. 그사이의 큰 줄기는 이 화에서 회상과 숫자로만 처리한다. 『권력의 경계』 네 항은 8부 10화의 결의대로 시행 중이고, 공개 대장 '联名栏'은 개설일(2034년 10월 27일)부터 1,125일째인 11월 25일까지 한 번도 채워지지 않았다. 사오톄쥔이 맡긴 의향함 6통은 량페이전의 봉인 그대로다(六封存，二未知). 『涉境外势力认定条例』 폐지안은 草案栏 의견 처리 뒤 상무위원회 첫 읽기를 마쳤지만 '이미 인정된 사람들'의 명단 정리 때문에 둘째 읽기가 길어져 아직 공포되지 않았다. 『总书记选举办法』(6부 12화)에 따라 2037년 11월 24일(화) 중앙위원회 전체회의에서 단독 후보 연임 표결이 열린다. 웨이창펑은 10월 12일 '不参选声明' 네 줄을 올려 출마하지 않았고, 선즈위안은 실도 203명 가운데 찬성 131·반대 51·기권 21(과반 102표)로 재선된다. 1기는 2032년 11월 26일에 시작해 웨이창펑의 날짜 쪽지로 11월 26일이 1,826일째이고, 2기는 그날부터 5년, 2042년 11월 25일(화)에 만료된다. 이 화의 새 설정은 다음과 같다. 선즈위안이 정치국 첫 회의 의사일정에 '总书记个人陈述, 一分钟'을 넣어 공개 대장 '个人陈述栏'에 올린 한 줄 — "本届任期于二〇四二年十一月二十五日届满。届满即离任。不请求延长，也不接受延长。" 량페이전의 규정은 이 진술이 결의·선서·조문이 아니라 본인 서명과 전문 인용만 요구하는 진술이고, 해임 사유 5종에 '失信'이 없어 어겨도 처벌 근거가 없다는 것이다. 그가 직접 단 '起草人利益声明'은 "陈述人从中得到的好处，是被人多信一点"이다. 정치국의 박수는 9번, 끊기고 시작점이 없다. 서랍 속 편지는 서른여덟 통이다. 쑤민은 나오지 않고 메이뤄란이 옮긴 한 줄로만 스친다. 이 화의 기관·문서·수치·인물은 모두 가상이다.</w:t>
       </w:r>
     </w:p>
     <w:p>
@@ -578,7 +578,7 @@
         <w:t>魏长风:</w:t>
       </w:r>
       <w:r>
-        <w:t xml:space="preserve"> 一千一百二十六日，零。我每天早上看一眼。零不一定是太平，也可能是没有人敢写名字。</w:t>
+        <w:t xml:space="preserve"> 一千一百二十五日，零。我每天早上看一眼。零不一定是太平，也可能是没有人敢写名字。</w:t>
       </w:r>
     </w:p>
     <w:p>
@@ -695,7 +695,7 @@
         <w:t>梁佩珍:</w:t>
       </w:r>
       <w:r>
-        <w:t xml:space="preserve"> 对。白纸黑字写上去，就不再是您的心情了，是您的账。可是这笔账没有债主。它值多少，只看五年后的人信不信。</w:t>
+        <w:t xml:space="preserve"> 对。写上去，就有据可查，不再是您的心情了，是您的账。可是这笔账没有债主。它值多少，只看五年后的人信不信。</w:t>
       </w:r>
     </w:p>
     <w:p>
@@ -823,7 +823,7 @@
     </w:p>
     <w:p>
       <w:r>
-        <w:t>(会议室里没有声音。过了两三秒，第一下掌声从左边响起，是万德海的，只拍了一下，就停了，他抬头看看左右，手悬在半空。又过了几秒，候命席上，邵铁军慢慢拍了两下，不快不慢，停了。后排有人拍了三下，有人拍了一下，有人把手放回桌面。)</w:t>
+        <w:t>(会议室里没有声音。过了两三秒，第一下掌声从左边响起，是万德海的，只拍了一下，就停了，他抬头看看左右，手悬在半空。又过了几秒，候命席上，邵铁军慢慢拍了两下，不快不慢，停了。后排有人拍了三下，有人拍了两下，有人拍了一下，有人把手放回桌面。)</w:t>
       </w:r>
     </w:p>
     <w:p>
@@ -1077,7 +1077,7 @@
         <w:t>程曦:</w:t>
       </w:r>
       <w:r>
-        <w:t xml:space="preserve"> 这句话您念完，会场的目光，有一半落在了我这排。我心里不是滋味。不是因为这句话不对，是因为大家的手不动，我的手，也没有动。</w:t>
+        <w:t xml:space="preserve"> 这句话您念完，会场的目光，有一半落在了我这排。我心里五味杂陈。不是因为这句话不对，是因为大家的手不动，我的手，也没有动。</w:t>
       </w:r>
     </w:p>
     <w:p>
@@ -1869,7 +1869,7 @@
     </w:p>
     <w:p>
       <w:r>
-        <w:t>«白纸黑字» — 한국어 해설: "흰 종이에 검은 글자, 문서로 못 박은 것". 말이 아닌 글로 남겨 증거가 된다는 말. 량페이전이 선즈위안에게 진술을 기록으로 올리는 의미를 말하며, 장면 4.</w:t>
+        <w:t>«有据可查» — 한국어 해설: "근거를 찾아 확인할 수 있다". 기록이 남아 있어 나중에도 사실을 따져 볼 수 있다는 말. 량페이전이 선즈위안에게 진술을 기록으로 올리는 의미를 말하며, 장면 4.</w:t>
       </w:r>
     </w:p>
     <w:p>
@@ -1889,7 +1889,7 @@
     </w:p>
     <w:p>
       <w:r>
-        <w:t>«不是滋味» — 한국어 해설: "맛이 이상하다, 마음이 편치 않다". 씁쓸하거나 언짢은 심정. 청시가 선즈위안에게 진술 뒤 자신에게 쏠린 시선과 움직이지 않은 손을 말하며, 장면 6.</w:t>
+        <w:t>«五味杂陈» — 한국어 해설: "다섯 가지 맛이 뒤섞이다". 여러 감정이 한꺼번에 얽혀 하나로 말하기 어렵다는 성어. 청시가 선즈위안에게 진술 뒤 자신에게 쏠린 시선과 움직이지 않은 손을 말하며, 장면 6.</w:t>
       </w:r>
     </w:p>
     <w:p>
